--- a/assets/templates/Амбулаторная карта.docx
+++ b/assets/templates/Амбулаторная карта.docx
@@ -2,6 +2,20 @@
 <file path=word/document.xml><?xml version="1.0" encoding="utf-8"?>
 <w:document xmlns:ve="http://schemas.openxmlformats.org/markup-compatibility/2006" xmlns:o="urn:schemas-microsoft-com:office:office" xmlns:r="http://schemas.openxmlformats.org/officeDocument/2006/relationships" xmlns:m="http://schemas.openxmlformats.org/officeDocument/2006/math" xmlns:v="urn:schemas-microsoft-com:vml" xmlns:wp="http://schemas.openxmlformats.org/drawingml/2006/wordprocessingDrawing" xmlns:w10="urn:schemas-microsoft-com:office:word" xmlns:w="http://schemas.openxmlformats.org/wordprocessingml/2006/main" xmlns:wne="http://schemas.microsoft.com/office/word/2006/wordml">
   <w:body>
+    <w:p>
+      <w:pPr>
+        <w:rPr>
+          <w:lang w:val="en-US"/>
+        </w:rPr>
+      </w:pPr>
+    </w:p>
+    <w:p>
+      <w:pPr>
+        <w:rPr>
+          <w:lang w:val="en-US"/>
+        </w:rPr>
+      </w:pPr>
+    </w:p>
     <w:tbl>
       <w:tblPr>
         <w:tblW w:w="5000" w:type="pct"/>
@@ -18,7 +32,7 @@
       </w:tblGrid>
       <w:tr>
         <w:trPr>
-          <w:trHeight w:val="142"/>
+          <w:trHeight w:val="1071"/>
         </w:trPr>
         <w:tc>
           <w:tcPr>
@@ -28,129 +42,143 @@
           </w:tcPr>
           <w:p>
             <w:pPr>
-              <w:rPr>
-                <w:rFonts w:eastAsia="Times New Roman"/>
-              </w:rPr>
-            </w:pPr>
-          </w:p>
-        </w:tc>
-      </w:tr>
-      <w:tr>
-        <w:trPr>
-          <w:trHeight w:val="1071"/>
+              <w:suppressAutoHyphens/>
+              <w:jc w:val="right"/>
+              <w:rPr>
+                <w:rFonts w:ascii="Arial" w:eastAsia="Aptos" w:hAnsi="Arial"/>
+                <w:kern w:val="2"/>
+                <w:sz w:val="28"/>
+                <w:szCs w:val="22"/>
+                <w:lang w:eastAsia="en-US"/>
+              </w:rPr>
+            </w:pPr>
+            <w:r>
+              <w:rPr>
+                <w:rFonts w:ascii="Arial" w:eastAsia="Calibri" w:hAnsi="Arial"/>
+                <w:sz w:val="20"/>
+                <w:szCs w:val="20"/>
+              </w:rPr>
+              <w:t>Медицинская документация</w:t>
+            </w:r>
+          </w:p>
+          <w:p>
+            <w:pPr>
+              <w:suppressAutoHyphens/>
+              <w:jc w:val="right"/>
+              <w:rPr>
+                <w:rFonts w:ascii="Arial" w:eastAsia="Aptos" w:hAnsi="Arial"/>
+                <w:kern w:val="2"/>
+                <w:sz w:val="28"/>
+                <w:szCs w:val="22"/>
+                <w:lang w:eastAsia="en-US"/>
+              </w:rPr>
+            </w:pPr>
+            <w:r>
+              <w:rPr>
+                <w:rFonts w:ascii="Arial" w:eastAsia="Calibri" w:hAnsi="Arial"/>
+                <w:sz w:val="20"/>
+                <w:szCs w:val="20"/>
+              </w:rPr>
+              <w:t>Форма № 025/у</w:t>
+            </w:r>
+          </w:p>
+          <w:p>
+            <w:pPr>
+              <w:suppressAutoHyphens/>
+              <w:jc w:val="right"/>
+              <w:rPr>
+                <w:rFonts w:ascii="Arial" w:eastAsia="Aptos" w:hAnsi="Arial"/>
+                <w:kern w:val="2"/>
+                <w:sz w:val="28"/>
+                <w:szCs w:val="22"/>
+                <w:lang w:eastAsia="en-US"/>
+              </w:rPr>
+            </w:pPr>
+            <w:proofErr w:type="gramStart"/>
+            <w:r>
+              <w:rPr>
+                <w:rFonts w:ascii="Arial" w:eastAsia="Calibri" w:hAnsi="Arial"/>
+                <w:sz w:val="20"/>
+                <w:szCs w:val="20"/>
+              </w:rPr>
+              <w:t>Утверждена</w:t>
+            </w:r>
+            <w:proofErr w:type="gramEnd"/>
+            <w:r>
+              <w:rPr>
+                <w:rFonts w:ascii="Arial" w:eastAsia="Calibri" w:hAnsi="Arial"/>
+                <w:sz w:val="20"/>
+                <w:szCs w:val="20"/>
+              </w:rPr>
+              <w:t xml:space="preserve"> приказом Министерства</w:t>
+            </w:r>
+          </w:p>
+          <w:p>
+            <w:pPr>
+              <w:suppressAutoHyphens/>
+              <w:jc w:val="right"/>
+              <w:rPr>
+                <w:rFonts w:ascii="Arial" w:eastAsia="Aptos" w:hAnsi="Arial"/>
+                <w:kern w:val="2"/>
+                <w:sz w:val="28"/>
+                <w:szCs w:val="22"/>
+                <w:lang w:eastAsia="en-US"/>
+              </w:rPr>
+            </w:pPr>
+            <w:r>
+              <w:rPr>
+                <w:rFonts w:ascii="Arial" w:eastAsia="Calibri" w:hAnsi="Arial"/>
+                <w:sz w:val="20"/>
+                <w:szCs w:val="20"/>
+              </w:rPr>
+              <w:t>здравоохранения Российской Федерации</w:t>
+            </w:r>
+          </w:p>
+          <w:p>
+            <w:pPr>
+              <w:suppressAutoHyphens/>
+              <w:jc w:val="right"/>
+              <w:rPr>
+                <w:rFonts w:ascii="Arial" w:eastAsia="Aptos" w:hAnsi="Arial"/>
+                <w:kern w:val="2"/>
+                <w:sz w:val="28"/>
+                <w:szCs w:val="22"/>
+                <w:lang w:eastAsia="en-US"/>
+              </w:rPr>
+            </w:pPr>
+            <w:r>
+              <w:rPr>
+                <w:rFonts w:ascii="Arial" w:eastAsia="Calibri" w:hAnsi="Arial"/>
+                <w:sz w:val="20"/>
+                <w:szCs w:val="20"/>
+              </w:rPr>
+              <w:t>от 13 мая 2025 г. № 274н</w:t>
+            </w:r>
+          </w:p>
+        </w:tc>
+      </w:tr>
+      <w:tr>
+        <w:trPr>
+          <w:trHeight w:val="374"/>
         </w:trPr>
         <w:tc>
           <w:tcPr>
             <w:tcW w:w="10772" w:type="dxa"/>
             <w:gridSpan w:val="2"/>
-            <w:vAlign w:val="center"/>
-          </w:tcPr>
-          <w:p>
-            <w:pPr>
-              <w:jc w:val="right"/>
-              <w:rPr>
-                <w:rFonts w:eastAsia="Calibri"/>
+          </w:tcPr>
+          <w:p>
+            <w:pPr>
+              <w:suppressAutoHyphens/>
+              <w:rPr>
+                <w:rFonts w:ascii="Arial" w:eastAsia="Calibri" w:hAnsi="Arial"/>
                 <w:sz w:val="20"/>
                 <w:szCs w:val="20"/>
               </w:rPr>
             </w:pPr>
-            <w:r>
-              <w:rPr>
-                <w:rFonts w:eastAsia="Calibri"/>
-                <w:sz w:val="20"/>
-                <w:szCs w:val="20"/>
-              </w:rPr>
-              <w:t>Медицинская документация</w:t>
-            </w:r>
-          </w:p>
-          <w:p>
-            <w:pPr>
-              <w:jc w:val="right"/>
-              <w:rPr>
-                <w:rFonts w:eastAsia="Calibri"/>
-                <w:sz w:val="20"/>
-                <w:szCs w:val="20"/>
-              </w:rPr>
-            </w:pPr>
-            <w:r>
-              <w:rPr>
-                <w:rFonts w:eastAsia="Calibri"/>
-                <w:sz w:val="20"/>
-                <w:szCs w:val="20"/>
-              </w:rPr>
-              <w:t>Форма № 025/у</w:t>
-            </w:r>
-          </w:p>
-          <w:p>
-            <w:pPr>
-              <w:jc w:val="right"/>
-              <w:rPr>
-                <w:rFonts w:eastAsia="Calibri"/>
-                <w:sz w:val="20"/>
-                <w:szCs w:val="20"/>
-              </w:rPr>
-            </w:pPr>
-            <w:proofErr w:type="gramStart"/>
-            <w:r>
-              <w:rPr>
-                <w:rFonts w:eastAsia="Calibri"/>
-                <w:sz w:val="20"/>
-                <w:szCs w:val="20"/>
-              </w:rPr>
-              <w:t>Утверждена</w:t>
-            </w:r>
-            <w:proofErr w:type="gramEnd"/>
-            <w:r>
-              <w:rPr>
-                <w:rFonts w:eastAsia="Calibri"/>
-                <w:sz w:val="20"/>
-                <w:szCs w:val="20"/>
-              </w:rPr>
-              <w:t xml:space="preserve"> приказом Министерства</w:t>
-            </w:r>
-          </w:p>
-          <w:p>
-            <w:pPr>
-              <w:jc w:val="right"/>
-              <w:rPr>
-                <w:rFonts w:eastAsia="Calibri"/>
-                <w:sz w:val="20"/>
-                <w:szCs w:val="20"/>
-              </w:rPr>
-            </w:pPr>
-            <w:r>
-              <w:rPr>
-                <w:rFonts w:eastAsia="Calibri"/>
-                <w:sz w:val="20"/>
-                <w:szCs w:val="20"/>
-              </w:rPr>
-              <w:t>здравоохранения Российской Федерации</w:t>
-            </w:r>
-          </w:p>
-          <w:p>
-            <w:pPr>
-              <w:jc w:val="right"/>
-              <w:rPr>
-                <w:rFonts w:eastAsia="Calibri"/>
-                <w:sz w:val="20"/>
-                <w:szCs w:val="20"/>
-              </w:rPr>
-            </w:pPr>
-            <w:r>
-              <w:rPr>
-                <w:rFonts w:eastAsia="Calibri"/>
-                <w:sz w:val="20"/>
-                <w:szCs w:val="20"/>
-              </w:rPr>
-              <w:t>от 13 мая 2025 г. № 274н</w:t>
-            </w:r>
-          </w:p>
-        </w:tc>
-      </w:tr>
-      <w:tr>
-        <w:trPr>
-          <w:trHeight w:val="561"/>
-        </w:trPr>
+          </w:p>
+        </w:tc>
+      </w:tr>
+      <w:tr>
         <w:tc>
           <w:tcPr>
             <w:tcW w:w="10772" w:type="dxa"/>
@@ -158,16 +186,102 @@
           </w:tcPr>
           <w:p>
             <w:pPr>
-              <w:rPr>
-                <w:rFonts w:eastAsia="Calibri"/>
-                <w:sz w:val="20"/>
-                <w:szCs w:val="20"/>
-              </w:rPr>
-            </w:pPr>
-          </w:p>
-        </w:tc>
-      </w:tr>
-      <w:tr>
+              <w:suppressAutoHyphens/>
+              <w:jc w:val="center"/>
+              <w:rPr>
+                <w:rFonts w:ascii="Arial" w:eastAsia="Aptos" w:hAnsi="Arial"/>
+                <w:kern w:val="2"/>
+                <w:sz w:val="28"/>
+                <w:szCs w:val="22"/>
+                <w:lang w:eastAsia="en-US"/>
+              </w:rPr>
+            </w:pPr>
+            <w:r>
+              <w:rPr>
+                <w:rFonts w:ascii="Arial" w:eastAsia="Calibri" w:hAnsi="Arial"/>
+                <w:b/>
+                <w:bCs/>
+                <w:sz w:val="28"/>
+                <w:szCs w:val="28"/>
+              </w:rPr>
+              <w:t>МЕДИЦИНСКАЯ КАРТА ЛИЦА,</w:t>
+            </w:r>
+          </w:p>
+          <w:p>
+            <w:pPr>
+              <w:suppressAutoHyphens/>
+              <w:jc w:val="center"/>
+              <w:rPr>
+                <w:rFonts w:ascii="Arial" w:eastAsia="Aptos" w:hAnsi="Arial"/>
+                <w:kern w:val="2"/>
+                <w:sz w:val="28"/>
+                <w:szCs w:val="22"/>
+                <w:lang w:eastAsia="en-US"/>
+              </w:rPr>
+            </w:pPr>
+            <w:proofErr w:type="gramStart"/>
+            <w:r>
+              <w:rPr>
+                <w:rFonts w:ascii="Arial" w:eastAsia="Calibri" w:hAnsi="Arial"/>
+                <w:b/>
+                <w:bCs/>
+                <w:sz w:val="28"/>
+                <w:szCs w:val="28"/>
+              </w:rPr>
+              <w:t>ПРОХОДЯЩЕГО</w:t>
+            </w:r>
+            <w:proofErr w:type="gramEnd"/>
+            <w:r>
+              <w:rPr>
+                <w:rFonts w:ascii="Arial" w:eastAsia="Calibri" w:hAnsi="Arial"/>
+                <w:b/>
+                <w:bCs/>
+                <w:sz w:val="28"/>
+                <w:szCs w:val="28"/>
+              </w:rPr>
+              <w:t xml:space="preserve"> ${EXAM_TYPE} МЕДИЦИНСКИЙ ОСМОТР</w:t>
+            </w:r>
+          </w:p>
+          <w:p>
+            <w:pPr>
+              <w:suppressAutoHyphens/>
+              <w:jc w:val="center"/>
+              <w:rPr>
+                <w:rFonts w:ascii="Arial" w:eastAsia="Aptos" w:hAnsi="Arial"/>
+                <w:kern w:val="2"/>
+                <w:sz w:val="28"/>
+                <w:szCs w:val="22"/>
+                <w:lang w:eastAsia="en-US"/>
+              </w:rPr>
+            </w:pPr>
+            <w:r>
+              <w:rPr>
+                <w:rFonts w:ascii="Arial" w:eastAsia="Calibri" w:hAnsi="Arial"/>
+                <w:b/>
+                <w:bCs/>
+                <w:sz w:val="28"/>
+                <w:szCs w:val="28"/>
+              </w:rPr>
+              <w:t>№ ${CARD_NUMBER}</w:t>
+            </w:r>
+          </w:p>
+          <w:p>
+            <w:pPr>
+              <w:suppressAutoHyphens/>
+              <w:jc w:val="center"/>
+              <w:rPr>
+                <w:rFonts w:ascii="Arial" w:eastAsia="Calibri" w:hAnsi="Arial"/>
+                <w:sz w:val="28"/>
+                <w:szCs w:val="28"/>
+              </w:rPr>
+            </w:pPr>
+          </w:p>
+        </w:tc>
+      </w:tr>
+      <w:tr>
+        <w:trPr>
+          <w:trHeight w:val="283"/>
+        </w:trPr>
         <w:tc>
           <w:tcPr>
             <w:tcW w:w="10772" w:type="dxa"/>
@@ -175,79 +289,23 @@
           </w:tcPr>
           <w:p>
             <w:pPr>
-              <w:jc w:val="center"/>
-              <w:rPr>
-                <w:rFonts w:eastAsia="Calibri"/>
-                <w:szCs w:val="28"/>
-              </w:rPr>
-            </w:pPr>
-            <w:r>
-              <w:rPr>
-                <w:rFonts w:eastAsia="Calibri"/>
-                <w:b/>
-                <w:bCs/>
-                <w:szCs w:val="28"/>
-              </w:rPr>
-              <w:t>МЕДИЦИНСКАЯ КАРТА ЛИЦА,</w:t>
-            </w:r>
-          </w:p>
-          <w:p>
-            <w:pPr>
-              <w:jc w:val="center"/>
-              <w:rPr>
-                <w:rFonts w:eastAsia="Calibri"/>
-                <w:szCs w:val="28"/>
-              </w:rPr>
-            </w:pPr>
-            <w:proofErr w:type="gramStart"/>
-            <w:r>
-              <w:rPr>
-                <w:rFonts w:eastAsia="Calibri"/>
-                <w:b/>
-                <w:bCs/>
-                <w:szCs w:val="28"/>
-              </w:rPr>
-              <w:t>ПРОХОДЯЩЕГО</w:t>
-            </w:r>
-            <w:proofErr w:type="gramEnd"/>
-            <w:r>
-              <w:rPr>
-                <w:rFonts w:eastAsia="Calibri"/>
-                <w:b/>
-                <w:bCs/>
-                <w:szCs w:val="28"/>
-              </w:rPr>
-              <w:t xml:space="preserve"> ${EXAM_TYPE} МЕДИЦИНСКИЙ ОСМОТР</w:t>
-            </w:r>
-          </w:p>
-          <w:p>
-            <w:pPr>
-              <w:jc w:val="center"/>
-              <w:rPr>
-                <w:rFonts w:eastAsia="Calibri"/>
-                <w:b/>
-                <w:bCs/>
-                <w:szCs w:val="28"/>
-              </w:rPr>
-            </w:pPr>
-            <w:r>
-              <w:rPr>
-                <w:rFonts w:eastAsia="Calibri"/>
-                <w:b/>
-                <w:bCs/>
-                <w:szCs w:val="28"/>
-              </w:rPr>
-              <w:t>№ ${CARD_NUMBER}</w:t>
-            </w:r>
-          </w:p>
-          <w:p>
-            <w:pPr>
-              <w:jc w:val="center"/>
-              <w:rPr>
-                <w:rFonts w:eastAsia="Calibri"/>
-                <w:szCs w:val="28"/>
-              </w:rPr>
-            </w:pPr>
+              <w:suppressAutoHyphens/>
+              <w:spacing w:line="276" w:lineRule="auto"/>
+              <w:rPr>
+                <w:rFonts w:ascii="Arial" w:eastAsia="Aptos" w:hAnsi="Arial"/>
+                <w:kern w:val="2"/>
+                <w:sz w:val="28"/>
+                <w:szCs w:val="22"/>
+                <w:lang w:eastAsia="en-US"/>
+              </w:rPr>
+            </w:pPr>
+            <w:r>
+              <w:rPr>
+                <w:rFonts w:ascii="Arial" w:eastAsia="Times New Roman" w:hAnsi="Arial"/>
+                <w:szCs w:val="28"/>
+              </w:rPr>
+              <w:t>Дата заполнения медицинской карты: ${EXAM_DATE}</w:t>
+            </w:r>
           </w:p>
         </w:tc>
       </w:tr>
@@ -262,18 +320,97 @@
           </w:tcPr>
           <w:p>
             <w:pPr>
+              <w:suppressAutoHyphens/>
               <w:spacing w:line="276" w:lineRule="auto"/>
               <w:rPr>
-                <w:rFonts w:eastAsia="Calibri"/>
-                <w:szCs w:val="28"/>
-              </w:rPr>
-            </w:pPr>
-            <w:r>
-              <w:rPr>
-                <w:rFonts w:eastAsia="Times New Roman"/>
-                <w:szCs w:val="28"/>
-              </w:rPr>
-              <w:t>Дата заполнения медицинской карты: ${EXAM_DATE}</w:t>
+                <w:rFonts w:ascii="Arial" w:eastAsia="Aptos" w:hAnsi="Arial"/>
+                <w:kern w:val="2"/>
+                <w:sz w:val="28"/>
+                <w:szCs w:val="22"/>
+                <w:lang w:eastAsia="en-US"/>
+              </w:rPr>
+            </w:pPr>
+            <w:r>
+              <w:rPr>
+                <w:rFonts w:ascii="Arial" w:eastAsia="Times New Roman" w:hAnsi="Arial"/>
+                <w:szCs w:val="28"/>
+              </w:rPr>
+              <w:t>Фамилия, имя, отчество: </w:t>
+            </w:r>
+            <w:r>
+              <w:rPr>
+                <w:rFonts w:ascii="Arial" w:eastAsia="Times New Roman" w:hAnsi="Arial"/>
+                <w:b/>
+                <w:bCs/>
+                <w:szCs w:val="28"/>
+                <w:u w:val="single"/>
+              </w:rPr>
+              <w:t>${FULL_NAME}</w:t>
+            </w:r>
+          </w:p>
+        </w:tc>
+      </w:tr>
+      <w:tr>
+        <w:trPr>
+          <w:trHeight w:val="212"/>
+        </w:trPr>
+        <w:tc>
+          <w:tcPr>
+            <w:tcW w:w="4960" w:type="dxa"/>
+          </w:tcPr>
+          <w:p>
+            <w:pPr>
+              <w:suppressAutoHyphens/>
+              <w:spacing w:line="276" w:lineRule="auto"/>
+              <w:rPr>
+                <w:rFonts w:ascii="Arial" w:eastAsia="Aptos" w:hAnsi="Arial"/>
+                <w:kern w:val="2"/>
+                <w:sz w:val="28"/>
+                <w:szCs w:val="22"/>
+                <w:lang w:eastAsia="en-US"/>
+              </w:rPr>
+            </w:pPr>
+            <w:r>
+              <w:rPr>
+                <w:rFonts w:ascii="Arial" w:eastAsia="Times New Roman" w:hAnsi="Arial"/>
+                <w:szCs w:val="28"/>
+              </w:rPr>
+              <w:t xml:space="preserve">Дата рождения: </w:t>
+            </w:r>
+            <w:r>
+              <w:rPr>
+                <w:rFonts w:ascii="Arial" w:eastAsia="Times New Roman" w:hAnsi="Arial"/>
+                <w:b/>
+                <w:bCs/>
+                <w:szCs w:val="28"/>
+                <w:u w:val="single"/>
+              </w:rPr>
+              <w:t>${BIRTH_DATE}</w:t>
+            </w:r>
+          </w:p>
+        </w:tc>
+        <w:tc>
+          <w:tcPr>
+            <w:tcW w:w="5812" w:type="dxa"/>
+          </w:tcPr>
+          <w:p>
+            <w:pPr>
+              <w:suppressAutoHyphens/>
+              <w:spacing w:line="276" w:lineRule="auto"/>
+              <w:rPr>
+                <w:rFonts w:ascii="Arial" w:eastAsia="Aptos" w:hAnsi="Arial"/>
+                <w:kern w:val="2"/>
+                <w:sz w:val="28"/>
+                <w:szCs w:val="22"/>
+                <w:lang w:eastAsia="en-US"/>
+              </w:rPr>
+            </w:pPr>
+            <w:r>
+              <w:rPr>
+                <w:rFonts w:ascii="Arial" w:eastAsia="Times New Roman" w:hAnsi="Arial"/>
+                <w:szCs w:val="28"/>
+              </w:rPr>
+              <w:t>Пол: ${GENDER}</w:t>
             </w:r>
           </w:p>
         </w:tc>
@@ -289,18 +426,22 @@
           </w:tcPr>
           <w:p>
             <w:pPr>
+              <w:suppressAutoHyphens/>
               <w:spacing w:line="276" w:lineRule="auto"/>
               <w:rPr>
-                <w:rFonts w:eastAsia="Calibri"/>
-                <w:szCs w:val="28"/>
-              </w:rPr>
-            </w:pPr>
-            <w:r>
-              <w:rPr>
-                <w:rFonts w:eastAsia="Times New Roman"/>
-                <w:szCs w:val="28"/>
-              </w:rPr>
-              <w:t>Фамилия, имя, отчество: ${FULL_NAME}</w:t>
+                <w:rFonts w:ascii="Arial" w:eastAsia="Aptos" w:hAnsi="Arial"/>
+                <w:kern w:val="2"/>
+                <w:sz w:val="28"/>
+                <w:szCs w:val="22"/>
+                <w:lang w:eastAsia="en-US"/>
+              </w:rPr>
+            </w:pPr>
+            <w:r>
+              <w:rPr>
+                <w:rFonts w:ascii="Arial" w:eastAsia="Times New Roman" w:hAnsi="Arial"/>
+                <w:szCs w:val="28"/>
+              </w:rPr>
+              <w:t>Документ, удостоверяющий личность: ${DOCUMENT}</w:t>
             </w:r>
           </w:p>
         </w:tc>
@@ -315,18 +456,22 @@
           </w:tcPr>
           <w:p>
             <w:pPr>
+              <w:suppressAutoHyphens/>
               <w:spacing w:line="276" w:lineRule="auto"/>
               <w:rPr>
-                <w:rFonts w:eastAsia="Calibri"/>
-                <w:szCs w:val="28"/>
-              </w:rPr>
-            </w:pPr>
-            <w:r>
-              <w:rPr>
-                <w:rFonts w:eastAsia="Times New Roman"/>
-                <w:szCs w:val="28"/>
-              </w:rPr>
-              <w:t>Дата рождения: ${BIRTH_DATE}</w:t>
+                <w:rFonts w:ascii="Arial" w:eastAsia="Aptos" w:hAnsi="Arial"/>
+                <w:kern w:val="2"/>
+                <w:sz w:val="28"/>
+                <w:szCs w:val="22"/>
+                <w:lang w:eastAsia="en-US"/>
+              </w:rPr>
+            </w:pPr>
+            <w:r>
+              <w:rPr>
+                <w:rFonts w:ascii="Arial" w:eastAsia="Times New Roman" w:hAnsi="Arial"/>
+                <w:szCs w:val="28"/>
+              </w:rPr>
+              <w:t>Номер телефона: ${PHONE}</w:t>
             </w:r>
           </w:p>
         </w:tc>
@@ -336,18 +481,22 @@
           </w:tcPr>
           <w:p>
             <w:pPr>
+              <w:suppressAutoHyphens/>
               <w:spacing w:line="276" w:lineRule="auto"/>
               <w:rPr>
-                <w:rFonts w:eastAsia="Calibri"/>
-                <w:szCs w:val="28"/>
-              </w:rPr>
-            </w:pPr>
-            <w:r>
-              <w:rPr>
-                <w:rFonts w:eastAsia="Times New Roman"/>
-                <w:szCs w:val="28"/>
-              </w:rPr>
-              <w:t>Пол: ${GENDER}</w:t>
+                <w:rFonts w:ascii="Arial" w:eastAsia="Aptos" w:hAnsi="Arial"/>
+                <w:kern w:val="2"/>
+                <w:sz w:val="28"/>
+                <w:szCs w:val="22"/>
+                <w:lang w:eastAsia="en-US"/>
+              </w:rPr>
+            </w:pPr>
+            <w:r>
+              <w:rPr>
+                <w:rFonts w:ascii="Arial" w:eastAsia="Times New Roman" w:hAnsi="Arial"/>
+                <w:szCs w:val="28"/>
+              </w:rPr>
+              <w:t>Адрес электронной почты: ${EMAIL}</w:t>
             </w:r>
           </w:p>
         </w:tc>
@@ -363,65 +512,29 @@
           </w:tcPr>
           <w:p>
             <w:pPr>
+              <w:suppressAutoHyphens/>
               <w:spacing w:line="276" w:lineRule="auto"/>
               <w:rPr>
-                <w:rFonts w:eastAsia="Calibri"/>
-                <w:szCs w:val="28"/>
-              </w:rPr>
-            </w:pPr>
-            <w:r>
-              <w:rPr>
-                <w:rFonts w:eastAsia="Times New Roman"/>
-                <w:szCs w:val="28"/>
-              </w:rPr>
-              <w:t>Документ, удостоверяющий личность: ${DOCUMENT}</w:t>
-            </w:r>
-          </w:p>
-        </w:tc>
-      </w:tr>
-      <w:tr>
-        <w:trPr>
-          <w:trHeight w:val="283"/>
-        </w:trPr>
-        <w:tc>
-          <w:tcPr>
-            <w:tcW w:w="4960" w:type="dxa"/>
-          </w:tcPr>
-          <w:p>
-            <w:pPr>
-              <w:spacing w:line="276" w:lineRule="auto"/>
-              <w:rPr>
-                <w:rFonts w:eastAsia="Calibri"/>
-                <w:szCs w:val="28"/>
-              </w:rPr>
-            </w:pPr>
-            <w:r>
-              <w:rPr>
-                <w:rFonts w:eastAsia="Times New Roman"/>
-                <w:szCs w:val="28"/>
-              </w:rPr>
-              <w:t>Номер телефона: ${PHONE}</w:t>
-            </w:r>
-          </w:p>
-        </w:tc>
-        <w:tc>
-          <w:tcPr>
-            <w:tcW w:w="5812" w:type="dxa"/>
-          </w:tcPr>
-          <w:p>
-            <w:pPr>
-              <w:spacing w:line="276" w:lineRule="auto"/>
-              <w:rPr>
-                <w:rFonts w:eastAsia="Calibri"/>
-                <w:szCs w:val="28"/>
-              </w:rPr>
-            </w:pPr>
-            <w:r>
-              <w:rPr>
-                <w:rFonts w:eastAsia="Times New Roman"/>
-                <w:szCs w:val="28"/>
-              </w:rPr>
-              <w:t>Адрес электронной почты: ${EMAIL}</w:t>
+                <w:rFonts w:ascii="Arial" w:eastAsia="Aptos" w:hAnsi="Arial"/>
+                <w:kern w:val="2"/>
+                <w:sz w:val="28"/>
+                <w:szCs w:val="22"/>
+                <w:lang w:eastAsia="en-US"/>
+              </w:rPr>
+            </w:pPr>
+            <w:r>
+              <w:rPr>
+                <w:rFonts w:ascii="Arial" w:eastAsia="Calibri" w:hAnsi="Arial"/>
+                <w:szCs w:val="28"/>
+              </w:rPr>
+              <w:t xml:space="preserve">Регистрация по месту жительства: </w:t>
+            </w:r>
+            <w:r>
+              <w:rPr>
+                <w:rFonts w:ascii="Arial" w:eastAsia="Times New Roman" w:hAnsi="Arial"/>
+                <w:szCs w:val="28"/>
+              </w:rPr>
+              <w:t>${ADDRESS}</w:t>
             </w:r>
           </w:p>
         </w:tc>
@@ -437,25 +550,22 @@
           </w:tcPr>
           <w:p>
             <w:pPr>
+              <w:suppressAutoHyphens/>
               <w:spacing w:line="276" w:lineRule="auto"/>
               <w:rPr>
-                <w:rFonts w:eastAsia="Calibri"/>
-                <w:szCs w:val="28"/>
-              </w:rPr>
-            </w:pPr>
-            <w:r>
-              <w:rPr>
-                <w:rFonts w:eastAsia="Calibri"/>
-                <w:szCs w:val="28"/>
-              </w:rPr>
-              <w:t xml:space="preserve">Регистрация по месту жительства: </w:t>
-            </w:r>
-            <w:r>
-              <w:rPr>
-                <w:rFonts w:eastAsia="Times New Roman"/>
-                <w:szCs w:val="28"/>
-              </w:rPr>
-              <w:t>${ADDRESS}</w:t>
+                <w:rFonts w:ascii="Arial" w:eastAsia="Aptos" w:hAnsi="Arial"/>
+                <w:kern w:val="2"/>
+                <w:sz w:val="28"/>
+                <w:szCs w:val="22"/>
+                <w:lang w:eastAsia="en-US"/>
+              </w:rPr>
+            </w:pPr>
+            <w:r>
+              <w:rPr>
+                <w:rFonts w:ascii="Arial" w:eastAsia="Times New Roman" w:hAnsi="Arial"/>
+                <w:szCs w:val="28"/>
+              </w:rPr>
+              <w:t>Страховой номер индивидуального лицевого счёта: ${SNILS}</w:t>
             </w:r>
           </w:p>
         </w:tc>
@@ -471,18 +581,77 @@
           </w:tcPr>
           <w:p>
             <w:pPr>
+              <w:suppressAutoHyphens/>
               <w:spacing w:line="276" w:lineRule="auto"/>
               <w:rPr>
-                <w:rFonts w:eastAsia="Calibri"/>
-                <w:szCs w:val="28"/>
-              </w:rPr>
-            </w:pPr>
-            <w:r>
-              <w:rPr>
-                <w:rFonts w:eastAsia="Times New Roman"/>
-                <w:szCs w:val="28"/>
-              </w:rPr>
-              <w:t>Страховой номер индивидуального лицевого счёта: ${SNILS}</w:t>
+                <w:rFonts w:ascii="Arial" w:eastAsia="Aptos" w:hAnsi="Arial"/>
+                <w:kern w:val="2"/>
+                <w:sz w:val="28"/>
+                <w:szCs w:val="22"/>
+                <w:lang w:val="en-US" w:eastAsia="en-US"/>
+              </w:rPr>
+            </w:pPr>
+            <w:r>
+              <w:rPr>
+                <w:rFonts w:ascii="Arial" w:eastAsia="Times New Roman" w:hAnsi="Arial"/>
+                <w:bCs/>
+                <w:szCs w:val="28"/>
+              </w:rPr>
+              <w:t>Место</w:t>
+            </w:r>
+            <w:r>
+              <w:rPr>
+                <w:rFonts w:ascii="Arial" w:eastAsia="Times New Roman" w:hAnsi="Arial"/>
+                <w:bCs/>
+                <w:szCs w:val="28"/>
+                <w:lang w:val="en-US"/>
+              </w:rPr>
+              <w:t xml:space="preserve"> </w:t>
+            </w:r>
+            <w:r>
+              <w:rPr>
+                <w:rFonts w:ascii="Arial" w:eastAsia="Times New Roman" w:hAnsi="Arial"/>
+                <w:bCs/>
+                <w:szCs w:val="28"/>
+              </w:rPr>
+              <w:t>работы</w:t>
+            </w:r>
+            <w:r>
+              <w:rPr>
+                <w:rFonts w:ascii="Arial" w:eastAsia="Times New Roman" w:hAnsi="Arial"/>
+                <w:bCs/>
+                <w:szCs w:val="28"/>
+                <w:lang w:val="en-US"/>
+              </w:rPr>
+              <w:t xml:space="preserve">, </w:t>
+            </w:r>
+            <w:r>
+              <w:rPr>
+                <w:rFonts w:ascii="Arial" w:eastAsia="Times New Roman" w:hAnsi="Arial"/>
+                <w:bCs/>
+                <w:szCs w:val="28"/>
+              </w:rPr>
+              <w:t>учебы</w:t>
+            </w:r>
+            <w:r>
+              <w:rPr>
+                <w:rFonts w:ascii="Arial" w:eastAsia="Times New Roman" w:hAnsi="Arial"/>
+                <w:bCs/>
+                <w:szCs w:val="28"/>
+                <w:lang w:val="en-US"/>
+              </w:rPr>
+              <w:t xml:space="preserve">: </w:t>
+            </w:r>
+            <w:r>
+              <w:rPr>
+                <w:rFonts w:ascii="Arial" w:eastAsia="Times New Roman" w:hAnsi="Arial"/>
+                <w:b/>
+                <w:bCs/>
+                <w:szCs w:val="28"/>
+                <w:u w:val="single"/>
+                <w:lang w:val="en-US"/>
+              </w:rPr>
+              <w:t>${ORGANIZATION_NAME}</w:t>
             </w:r>
           </w:p>
         </w:tc>
@@ -498,71 +667,32 @@
           </w:tcPr>
           <w:p>
             <w:pPr>
+              <w:suppressAutoHyphens/>
               <w:spacing w:line="276" w:lineRule="auto"/>
               <w:rPr>
-                <w:rFonts w:eastAsia="Calibri"/>
+                <w:rFonts w:ascii="Arial" w:eastAsia="Aptos" w:hAnsi="Arial"/>
+                <w:kern w:val="2"/>
+                <w:sz w:val="28"/>
+                <w:szCs w:val="22"/>
+                <w:lang w:eastAsia="en-US"/>
+              </w:rPr>
+            </w:pPr>
+            <w:r>
+              <w:rPr>
+                <w:rFonts w:ascii="Arial" w:eastAsia="Times New Roman" w:hAnsi="Arial"/>
+                <w:bCs/>
+                <w:szCs w:val="28"/>
+              </w:rPr>
+              <w:t>Структурное подразделение:</w:t>
+            </w:r>
+            <w:r>
+              <w:rPr>
+                <w:rFonts w:ascii="Arial" w:eastAsia="Times New Roman" w:hAnsi="Arial"/>
                 <w:b/>
                 <w:bCs/>
                 <w:szCs w:val="28"/>
-                <w:lang w:val="en-US"/>
-              </w:rPr>
-            </w:pPr>
-            <w:r>
-              <w:rPr>
-                <w:rFonts w:eastAsia="Times New Roman"/>
-                <w:b/>
-                <w:bCs/>
-                <w:szCs w:val="28"/>
-              </w:rPr>
-              <w:t>Место</w:t>
-            </w:r>
-            <w:r>
-              <w:rPr>
-                <w:rFonts w:eastAsia="Times New Roman"/>
-                <w:b/>
-                <w:bCs/>
-                <w:szCs w:val="28"/>
-                <w:lang w:val="en-US"/>
-              </w:rPr>
-              <w:t xml:space="preserve"> </w:t>
-            </w:r>
-            <w:r>
-              <w:rPr>
-                <w:rFonts w:eastAsia="Times New Roman"/>
-                <w:b/>
-                <w:bCs/>
-                <w:szCs w:val="28"/>
-              </w:rPr>
-              <w:t>работы</w:t>
-            </w:r>
-            <w:r>
-              <w:rPr>
-                <w:rFonts w:eastAsia="Times New Roman"/>
-                <w:b/>
-                <w:bCs/>
-                <w:szCs w:val="28"/>
-                <w:lang w:val="en-US"/>
-              </w:rPr>
-              <w:t xml:space="preserve">, </w:t>
-            </w:r>
-            <w:r>
-              <w:rPr>
-                <w:rFonts w:eastAsia="Times New Roman"/>
-                <w:b/>
-                <w:bCs/>
-                <w:szCs w:val="28"/>
-              </w:rPr>
-              <w:t>учебы</w:t>
-            </w:r>
-            <w:r>
-              <w:rPr>
-                <w:rFonts w:eastAsia="Times New Roman"/>
-                <w:b/>
-                <w:bCs/>
-                <w:szCs w:val="28"/>
-                <w:lang w:val="en-US"/>
-              </w:rPr>
-              <w:t>: ${ORGANIZATION_NAME}</w:t>
+              </w:rPr>
+              <w:t xml:space="preserve"> ${ORGANIZATION_DEPARTMENT}</w:t>
             </w:r>
           </w:p>
         </w:tc>
@@ -578,20 +708,24 @@
           </w:tcPr>
           <w:p>
             <w:pPr>
+              <w:suppressAutoHyphens/>
               <w:spacing w:line="276" w:lineRule="auto"/>
               <w:rPr>
-                <w:rFonts w:eastAsia="Calibri"/>
-                <w:szCs w:val="28"/>
-              </w:rPr>
-            </w:pPr>
-            <w:r>
-              <w:rPr>
-                <w:rFonts w:eastAsia="Times New Roman"/>
+                <w:rFonts w:ascii="Arial" w:eastAsia="Aptos" w:hAnsi="Arial"/>
+                <w:kern w:val="2"/>
+                <w:sz w:val="28"/>
+                <w:szCs w:val="22"/>
+                <w:lang w:eastAsia="en-US"/>
+              </w:rPr>
+            </w:pPr>
+            <w:r>
+              <w:rPr>
+                <w:rFonts w:ascii="Arial" w:eastAsia="Times New Roman" w:hAnsi="Arial"/>
                 <w:b/>
                 <w:bCs/>
                 <w:szCs w:val="28"/>
               </w:rPr>
-              <w:t>Структурное подразделение: ${ORGANIZATION_DEPARTMENT}</w:t>
+              <w:t>Должность (профессия): ${POSITION}</w:t>
             </w:r>
           </w:p>
         </w:tc>
@@ -607,20 +741,24 @@
           </w:tcPr>
           <w:p>
             <w:pPr>
+              <w:suppressAutoHyphens/>
               <w:spacing w:line="276" w:lineRule="auto"/>
               <w:rPr>
-                <w:rFonts w:eastAsia="Calibri"/>
-                <w:szCs w:val="28"/>
-              </w:rPr>
-            </w:pPr>
-            <w:r>
-              <w:rPr>
-                <w:rFonts w:eastAsia="Times New Roman"/>
+                <w:rFonts w:ascii="Arial" w:eastAsia="Aptos" w:hAnsi="Arial"/>
+                <w:kern w:val="2"/>
+                <w:sz w:val="28"/>
+                <w:szCs w:val="22"/>
+                <w:lang w:eastAsia="en-US"/>
+              </w:rPr>
+            </w:pPr>
+            <w:r>
+              <w:rPr>
+                <w:rFonts w:ascii="Arial" w:eastAsia="Times New Roman" w:hAnsi="Arial"/>
                 <w:b/>
                 <w:bCs/>
                 <w:szCs w:val="28"/>
               </w:rPr>
-              <w:t>Должность (профессия): ${POSITION}</w:t>
+              <w:t>Вид работы, выполняемой работником: ${HAZARD_FACTORS}</w:t>
             </w:r>
           </w:p>
         </w:tc>
@@ -636,20 +774,33 @@
           </w:tcPr>
           <w:p>
             <w:pPr>
+              <w:suppressAutoHyphens/>
               <w:spacing w:line="276" w:lineRule="auto"/>
               <w:rPr>
-                <w:rFonts w:eastAsia="Calibri"/>
-                <w:szCs w:val="28"/>
-              </w:rPr>
-            </w:pPr>
-            <w:r>
-              <w:rPr>
-                <w:rFonts w:eastAsia="Times New Roman"/>
+                <w:rFonts w:ascii="Arial" w:eastAsia="Aptos" w:hAnsi="Arial"/>
+                <w:kern w:val="2"/>
+                <w:sz w:val="28"/>
+                <w:szCs w:val="22"/>
+                <w:lang w:eastAsia="en-US"/>
+              </w:rPr>
+            </w:pPr>
+            <w:r>
+              <w:rPr>
+                <w:rFonts w:ascii="Arial" w:eastAsia="Times New Roman" w:hAnsi="Arial"/>
+                <w:color w:val="000000"/>
+                <w:szCs w:val="28"/>
+              </w:rPr>
+              <w:t xml:space="preserve">Проведение добровольного психиатрического освидетельствования: </w:t>
+            </w:r>
+            <w:r>
+              <w:rPr>
+                <w:rFonts w:ascii="Arial" w:eastAsia="Times New Roman" w:hAnsi="Arial"/>
                 <w:b/>
                 <w:bCs/>
-                <w:szCs w:val="28"/>
-              </w:rPr>
-              <w:t>Вид работы, выполняемой работником: ${HAZARD_FACTORS}</w:t>
+                <w:color w:val="000000"/>
+                <w:szCs w:val="28"/>
+              </w:rPr>
+              <w:t>${PSYCHIATRIC_EXAM}</w:t>
             </w:r>
           </w:p>
         </w:tc>
@@ -665,47 +816,11 @@
           </w:tcPr>
           <w:p>
             <w:pPr>
-              <w:spacing w:line="276" w:lineRule="auto"/>
-              <w:rPr>
-                <w:rFonts w:eastAsia="Calibri"/>
-                <w:szCs w:val="28"/>
-              </w:rPr>
-            </w:pPr>
-            <w:r>
+              <w:suppressAutoHyphens/>
               <w:rPr>
                 <w:rFonts w:eastAsia="Times New Roman"/>
                 <w:color w:val="000000"/>
-                <w:szCs w:val="28"/>
-              </w:rPr>
-              <w:t xml:space="preserve">Проведение добровольного психиатрического освидетельствования: </w:t>
-            </w:r>
-            <w:r>
-              <w:rPr>
-                <w:rFonts w:eastAsia="Times New Roman"/>
-                <w:b/>
-                <w:bCs/>
-                <w:color w:val="000000"/>
-                <w:szCs w:val="28"/>
-              </w:rPr>
-              <w:t>${PSYCHIATRIC_EXAM}</w:t>
-            </w:r>
-          </w:p>
-        </w:tc>
-      </w:tr>
-      <w:tr>
-        <w:trPr>
-          <w:trHeight w:val="283"/>
-        </w:trPr>
-        <w:tc>
-          <w:tcPr>
-            <w:tcW w:w="10772" w:type="dxa"/>
-            <w:gridSpan w:val="2"/>
-          </w:tcPr>
-          <w:p>
-            <w:pPr>
-              <w:rPr>
-                <w:rFonts w:eastAsia="Times New Roman"/>
-                <w:color w:val="000000"/>
+                <w:sz w:val="28"/>
                 <w:szCs w:val="28"/>
               </w:rPr>
             </w:pPr>

--- a/assets/templates/Амбулаторная карта.docx
+++ b/assets/templates/Амбулаторная карта.docx
@@ -615,7 +615,7 @@
                 <w:rFonts w:eastAsia="Times New Roman" w:ascii="Arial" w:hAnsi="Arial"/>
                 <w:szCs w:val="28"/>
               </w:rPr>
-              <w:t xml:space="preserve">Страховой номер индивидуального лицевого счёта: </w:t>
+              <w:t xml:space="preserve">СНИЛС: </w:t>
             </w:r>
             <w:r>
               <w:rPr>
@@ -1096,7 +1096,7 @@
       <w:jc w:val="left"/>
     </w:pPr>
     <w:rPr>
-      <w:rFonts w:eastAsia="" w:eastAsiaTheme="minorEastAsia" w:ascii="Times New Roman" w:hAnsi="Times New Roman" w:cs="Times New Roman"/>
+      <w:rFonts w:ascii="Times New Roman" w:hAnsi="Times New Roman" w:eastAsia="" w:cs="Times New Roman" w:eastAsiaTheme="minorEastAsia"/>
       <w:color w:val="auto"/>
       <w:kern w:val="0"/>
       <w:sz w:val="24"/>
